--- a/☆経済原論2.docx
+++ b/☆経済原論2.docx
@@ -44,15 +44,7 @@
         <w:t xml:space="preserve">　</w:t>
       </w:r>
       <w:r>
-        <w:t xml:space="preserve">Y = C(Y - T) + I(r) + G + NX(Y - T, </w:t>
-      </w:r>
-      <w:proofErr w:type="spellStart"/>
-      <w:r>
-        <w:t>Yw</w:t>
-      </w:r>
-      <w:proofErr w:type="spellEnd"/>
-      <w:r>
-        <w:t>, e)</w:t>
+        <w:t>Y = C(Y - T) + I(r) + G + NX(Y - T, Yw, e)</w:t>
       </w:r>
       <w:r>
         <w:br/>
@@ -64,23 +56,7 @@
         <w:t xml:space="preserve">　</w:t>
       </w:r>
       <w:r>
-        <w:t>ここで、Yは国民所得、Cは消費、Iは投資、Gは政府支出、NXは貿易・サービス収支（純輸出）、Tは租税、</w:t>
-      </w:r>
-      <w:proofErr w:type="gramStart"/>
-      <w:r>
-        <w:t>r</w:t>
-      </w:r>
-      <w:proofErr w:type="gramEnd"/>
-      <w:r>
-        <w:t>は利子率、eは為替レート（自国通貨建て）である。貿易・サービス収支NXは、自国の国民所得、外国の所得水準（</w:t>
-      </w:r>
-      <w:proofErr w:type="spellStart"/>
-      <w:r>
-        <w:t>Yw</w:t>
-      </w:r>
-      <w:proofErr w:type="spellEnd"/>
-      <w:r>
-        <w:t>）、および為替レートの関数であり、為替レートの</w:t>
+        <w:t>ここで、Yは国民所得、Cは消費、Iは投資、Gは政府支出、NXは貿易・サービス収支（純輸出）、Tは租税、rは利子率、eは為替レート（自国通貨建て）である。貿易・サービス収支NXは、自国の国民所得、外国の所得水準（Yw）、および為替レートの関数であり、為替レートの</w:t>
       </w:r>
       <w:r>
         <w:rPr>
@@ -137,23 +113,7 @@
         <w:t xml:space="preserve">　</w:t>
       </w:r>
       <w:r>
-        <w:t>最後に、国際収支の均衡（BP=0）について検討する。資本移動が完全に自由な「小国モデル」では、自国経済の変化が世界に影響しないため、自国利子率</w:t>
-      </w:r>
-      <w:proofErr w:type="gramStart"/>
-      <w:r>
-        <w:t>r</w:t>
-      </w:r>
-      <w:proofErr w:type="gramEnd"/>
-      <w:r>
-        <w:t>は常に世界利子率</w:t>
-      </w:r>
-      <w:proofErr w:type="spellStart"/>
-      <w:r>
-        <w:t>rw</w:t>
-      </w:r>
-      <w:proofErr w:type="spellEnd"/>
-      <w:r>
-        <w:t>に等しくなる</w:t>
+        <w:t>最後に、国際収支の均衡（BP=0）について検討する。資本移動が完全に自由な「小国モデル」では、自国経済の変化が世界に影響しないため、自国利子率rは常に世界利子率rwに等しくなる</w:t>
       </w:r>
       <w:r>
         <w:rPr>
@@ -177,16 +137,8 @@
         <w:rPr>
           <w:rFonts w:hint="eastAsia"/>
         </w:rPr>
-        <w:t>r=</w:t>
-      </w:r>
-      <w:proofErr w:type="spellStart"/>
-      <w:r>
-        <w:rPr>
-          <w:rFonts w:hint="eastAsia"/>
-        </w:rPr>
-        <w:t>rw</w:t>
-      </w:r>
-      <w:proofErr w:type="spellEnd"/>
+        <w:t>r=rw</w:t>
+      </w:r>
       <w:r>
         <w:br/>
       </w:r>
@@ -227,15 +179,7 @@
         <w:t xml:space="preserve">　</w:t>
       </w:r>
       <w:r>
-        <w:t>点E1においては、国内所得の上昇に伴う貨幣需要の増加により、国内利子率が世界利子率よりも高い状態（r1&gt;</w:t>
-      </w:r>
-      <w:proofErr w:type="spellStart"/>
-      <w:r>
-        <w:t>rw</w:t>
-      </w:r>
-      <w:proofErr w:type="spellEnd"/>
-      <w:r>
-        <w:t>）が生じる。この内外利子率差に反応して、高い利回りを求める外国資本が大量に自国へと流入する。外国為替市場では自国通貨需要が急増し、為替レートが</w:t>
+        <w:t>点E1においては、国内所得の上昇に伴う貨幣需要の増加により、国内利子率が世界利子率よりも高い状態（r1&gt;rw）が生じる。この内外利子率差に反応して、高い利回りを求める外国資本が大量に自国へと流入する。外国為替市場では自国通貨需要が急増し、為替レートが</w:t>
       </w:r>
       <w:r>
         <w:rPr>
@@ -342,12 +286,12 @@
       <w:permEnd w:id="828197456"/>
     </w:p>
     <w:sectPr>
-      <w:headerReference w:type="even" r:id="rId8"/>
-      <w:headerReference w:type="default" r:id="rId9"/>
-      <w:footerReference w:type="even" r:id="rId10"/>
-      <w:footerReference w:type="default" r:id="rId11"/>
-      <w:headerReference w:type="first" r:id="rId12"/>
-      <w:footerReference w:type="first" r:id="rId13"/>
+      <w:headerReference w:type="even" r:id="rId7"/>
+      <w:headerReference w:type="default" r:id="rId8"/>
+      <w:footerReference w:type="even" r:id="rId9"/>
+      <w:footerReference w:type="default" r:id="rId10"/>
+      <w:headerReference w:type="first" r:id="rId11"/>
+      <w:footerReference w:type="first" r:id="rId12"/>
       <w:pgSz w:w="11906" w:h="16838" w:code="9"/>
       <w:pgMar w:top="1985" w:right="1134" w:bottom="1134" w:left="1134" w:header="397" w:footer="992" w:gutter="0"/>
       <w:pgNumType w:fmt="numberInDash"/>
@@ -918,6 +862,12 @@
             </w:rPr>
           </w:pPr>
           <w:permStart w:id="605516017" w:edGrp="everyone"/>
+          <w:r>
+            <w:rPr>
+              <w:rFonts w:ascii="ＭＳ ゴシック" w:eastAsia="ＭＳ ゴシック" w:hAnsi="ＭＳ ゴシック" w:hint="eastAsia"/>
+            </w:rPr>
+            <w:t>1819</w:t>
+          </w:r>
           <w:r>
             <w:rPr>
               <w:rFonts w:ascii="ＭＳ ゴシック" w:eastAsia="ＭＳ ゴシック" w:hAnsi="ＭＳ ゴシック" w:hint="eastAsia"/>
@@ -1030,10 +980,6 @@
     </w:r>
   </w:p>
 </w:hdr>
-</file>
-
-<file path=word/numbering.xml><?xml version="1.0" encoding="utf-8"?>
-<w:numbering xmlns:wpc="http://schemas.microsoft.com/office/word/2010/wordprocessingCanvas" xmlns:cx="http://schemas.microsoft.com/office/drawing/2014/chartex" xmlns:cx1="http://schemas.microsoft.com/office/drawing/2015/9/8/chartex" xmlns:cx2="http://schemas.microsoft.com/office/drawing/2015/10/21/chartex" xmlns:cx3="http://schemas.microsoft.com/office/drawing/2016/5/9/chartex" xmlns:cx4="http://schemas.microsoft.com/office/drawing/2016/5/10/chartex" xmlns:cx5="http://schemas.microsoft.com/office/drawing/2016/5/11/chartex" xmlns:cx6="http://schemas.microsoft.com/office/drawing/2016/5/12/chartex" xmlns:cx7="http://schemas.microsoft.com/office/drawing/2016/5/13/chartex" xmlns:cx8="http://schemas.microsoft.com/office/drawing/2016/5/14/chartex" xmlns:mc="http://schemas.openxmlformats.org/markup-compatibility/2006" xmlns:aink="http://schemas.microsoft.com/office/drawing/2016/ink" xmlns:am3d="http://schemas.microsoft.com/office/drawing/2017/model3d" xmlns:o="urn:schemas-microsoft-com:office:office" xmlns:oel="http://schemas.microsoft.com/office/2019/extlst" xmlns:r="http://schemas.openxmlformats.org/officeDocument/2006/relationships" xmlns:m="http://schemas.openxmlformats.org/officeDocument/2006/math" xmlns:v="urn:schemas-microsoft-com:vml" xmlns:wp14="http://schemas.microsoft.com/office/word/2010/wordprocessingDrawing" xmlns:wp="http://schemas.openxmlformats.org/drawingml/2006/wordprocessingDrawing" xmlns:w10="urn:schemas-microsoft-com:office:word" xmlns:w="http://schemas.openxmlformats.org/wordprocessingml/2006/main" xmlns:w14="http://schemas.microsoft.com/office/word/2010/wordml" xmlns:w15="http://schemas.microsoft.com/office/word/2012/wordml" xmlns:w16cex="http://schemas.microsoft.com/office/word/2018/wordml/cex" xmlns:w16cid="http://schemas.microsoft.com/office/word/2016/wordml/cid" xmlns:w16="http://schemas.microsoft.com/office/word/2018/wordml" xmlns:w16du="http://schemas.microsoft.com/office/word/2023/wordml/word16du" xmlns:w16sdtdh="http://schemas.microsoft.com/office/word/2020/wordml/sdtdatahash" xmlns:w16sdtfl="http://schemas.microsoft.com/office/word/2024/wordml/sdtformatlock" xmlns:w16se="http://schemas.microsoft.com/office/word/2015/wordml/symex" xmlns:wpg="http://schemas.microsoft.com/office/word/2010/wordprocessingGroup" xmlns:wpi="http://schemas.microsoft.com/office/word/2010/wordprocessingInk" xmlns:wne="http://schemas.microsoft.com/office/word/2006/wordml" xmlns:wps="http://schemas.microsoft.com/office/word/2010/wordprocessingShape" mc:Ignorable="w14 w15 w16se w16cid w16 w16cex w16sdtdh w16sdtfl w16du wp14"/>
 </file>
 
 <file path=word/styles.xml><?xml version="1.0" encoding="utf-8"?>
